--- a/test/PubMedIn-3/PubMedIn-3.xml-en.docx
+++ b/test/PubMedIn-3/PubMedIn-3.xml-en.docx
@@ -557,7 +557,7 @@
 <w:ftr xmlns:w="http://schemas.openxmlformats.org/wordprocessingml/2006/main">
   <w:p>
     <w:r>
-      <w:t xml:space="preserve">2026-06-21 19:17Z / </w:t>
+      <w:t xml:space="preserve">2026-06-22 13:20Z / </w:t>
     </w:r>
     <w:hyperlink>
       <w:r>

--- a/test/PubMedIn-3/PubMedIn-3.xml-en.docx
+++ b/test/PubMedIn-3/PubMedIn-3.xml-en.docx
@@ -557,7 +557,7 @@
 <w:ftr xmlns:w="http://schemas.openxmlformats.org/wordprocessingml/2006/main">
   <w:p>
     <w:r>
-      <w:t xml:space="preserve">2026-06-22 13:20Z / </w:t>
+      <w:t xml:space="preserve">2026-06-22 15:35Z / </w:t>
     </w:r>
     <w:hyperlink>
       <w:r>

--- a/test/PubMedIn-3/PubMedIn-3.xml-en.docx
+++ b/test/PubMedIn-3/PubMedIn-3.xml-en.docx
@@ -557,7 +557,7 @@
 <w:ftr xmlns:w="http://schemas.openxmlformats.org/wordprocessingml/2006/main">
   <w:p>
     <w:r>
-      <w:t xml:space="preserve">2026-06-22 15:35Z / </w:t>
+      <w:t xml:space="preserve">2026-06-23 00:00Z / </w:t>
     </w:r>
     <w:hyperlink>
       <w:r>

--- a/test/PubMedIn-3/PubMedIn-3.xml-en.docx
+++ b/test/PubMedIn-3/PubMedIn-3.xml-en.docx
@@ -557,7 +557,7 @@
 <w:ftr xmlns:w="http://schemas.openxmlformats.org/wordprocessingml/2006/main">
   <w:p>
     <w:r>
-      <w:t xml:space="preserve">2025-07-02 14:49Z / </w:t>
+      <w:t xml:space="preserve">2026-06-23 00:00Z / </w:t>
     </w:r>
     <w:hyperlink>
       <w:r>
